--- a/docs/2026-09-17-signal-glm-tutorial.docx
+++ b/docs/2026-09-17-signal-glm-tutorial.docx
@@ -95,7 +95,7 @@
         <w:spacing w:after="160"/>
       </w:pPr>
       <w:r>
-        <w:t xml:space="preserve">Everything the paper reports comes from exp(protocol effect), the ratio of a protocol's error to the baseline's. Pairwise judge in coding has a ratio of 0.20, and the prediction score in the paper is 100 × (1 − 0.20) = 80.</w:t>
+        <w:t xml:space="preserve">Everything the paper reports comes from exp(protocol effect), the ratio of a protocol's error to the baseline's. The prediction score is −log2 of that ratio, the number of times the baseline's error is halved: 0 is the baseline, 1 is half its error, 2 a quarter, −1 twice it. Pairwise judge in coding has a ratio of 0.21, a prediction score of −log2(0.21) = 2.2 halvings.</w:t>
       </w:r>
     </w:p>
     <w:p>
@@ -128,23 +128,23 @@
         <w:spacing w:after="160"/>
       </w:pPr>
       <w:r>
-        <w:t xml:space="preserve">The interaction term lets a protocol's effect differ by domain. Without it the model has to give Pairwise judge the same effect in coding as in math, and the domain-specific story disappears. Here the interaction is fitted as a random effect: each protocol's four domain deviations are treated as draws from a distribution centred on zero whose spread is estimated separately per protocol. A protocol with an estimated spread near zero has its four domain values pulled together, because the data say it works the same everywhere; a protocol with a large spread keeps distinct values per domain. The spread itself is the answer to how domain-dependent the protocol is. Pairwise judge's is 0.71 and Embedding's 0.15.</w:t>
-      </w:r>
-    </w:p>
-    <w:p>
-      <w:pPr>
-        <w:spacing w:after="160"/>
-      </w:pPr>
-      <w:r>
-        <w:t xml:space="preserve">Every protocol forecasts the same 16 models in the same 4 domains. Some of those 64 model-and-domain combinations are hard for everyone: a model whose true capability is far from the reference average will be missed by all six protocols, so all six of its error rows are large together. The model therefore has an intercept for each model in each domain, 64 of them, fitted as a random effect. It is the level of error that a given model in a given domain produces before any protocol is considered, and the protocol effects are estimated from how the protocols differ around that level. Without it, in the first version of this model, the shared difficulty went into the noise and hid the differences between protocols, and nothing was significant. This is the same logic as pairing in a t-test. The estimated standard deviation of these intercepts is about 1.0 on the log scale, so models differ from one another by a factor of around 2.7 in error at one standard deviation, which is more than any protocol changes it. Each target model belongs to one time period, so these intercepts also absorb any period effect and no period term is needed.</w:t>
-      </w:r>
-    </w:p>
-    <w:p>
-      <w:pPr>
-        <w:spacing w:after="160"/>
-      </w:pPr>
-      <w:r>
-        <w:t xml:space="preserve">The judge term works the same way for which LLM judged a transcript, but in the reported fit it is switched off, because that fit uses only the best judge per task and there is nothing to vary. It is live in the all-judges fit, where its standard deviation comes out at 0.39.</w:t>
+        <w:t xml:space="preserve">The interaction term lets a protocol's effect differ by domain. Without it the model has to give Pairwise judge the same effect in coding as in maths, and whether a protocol depends on the domain cannot be asked. Here the interaction is fitted as a random effect: each protocol's four domain deviations are treated as draws from a distribution centred on zero whose spread is estimated separately per protocol. A protocol with an estimated spread near zero has its four domain values pulled together, because the data say it works the same everywhere; a protocol with a large spread keeps distinct values per domain. The spread itself is the answer to how domain-dependent the protocol is. Pairwise judge's is 0.44 and Embedding's 0.15.</w:t>
+      </w:r>
+    </w:p>
+    <w:p>
+      <w:pPr>
+        <w:spacing w:after="160"/>
+      </w:pPr>
+      <w:r>
+        <w:t xml:space="preserve">Every protocol forecasts the same 16 models in the same 4 domains. Some of those 64 model-and-domain combinations are hard for everyone: a model whose true capability is far from the reference average will be missed by all six protocols, so all six of its error rows are large together. The model therefore has an intercept for each model in each domain, 64 of them, fitted as a random effect. It is the level of error that a given model in a given domain produces before any protocol is considered, and the protocol effects are estimated from how the protocols differ around that level. Without it, in the first version of this model, the shared difficulty went into the noise and hid the differences between protocols, and nothing was significant. This is the same logic as pairing in a t-test. The estimated standard deviation of these intercepts is 1.03 on the log scale, so models differ from one another by a factor of around 2.8 in error at one standard deviation, which is more than any protocol changes it. Each target model belongs to one time period, so these intercepts also absorb any period effect and no period term is needed.</w:t>
+      </w:r>
+    </w:p>
+    <w:p>
+      <w:pPr>
+        <w:spacing w:after="160"/>
+      </w:pPr>
+      <w:r>
+        <w:t xml:space="preserve">The judge term works the same way for which LLM judged a transcript, but in the reported fit it is switched off, because that fit uses only the best judge per task and there is nothing to vary. It is live in the all-judges fit, where its standard deviation came out at 0.39; that fit was run on the previous forecasts and has not been rerun on the current ones.</w:t>
       </w:r>
     </w:p>
     <w:p>
@@ -160,7 +160,7 @@
         <w:spacing w:after="160"/>
       </w:pPr>
       <w:r>
-        <w:t xml:space="preserve">Three smaller details. The Gamma shape, which sets how spread out the errors are around their mean, is estimated separately for each protocol, because Embedding's small reliable gain and Pairwise judge's large erratic one have different noise and a single shape would fit neither. The random effects are written in non-centred form, effect = spread × standard normal, which changes nothing about the model and helps the sampler when a spread is near zero. And errors of exactly zero, which occur when a forecast hits the true value, are floored at 1e-6 because a Gamma cannot produce zero; those few rows are the points at the bottom of the fit figure and the cause of the Pareto-k warnings discussed below.</w:t>
+        <w:t xml:space="preserve">Three smaller details. The Gamma shape, which sets how spread out the errors are around their mean, is estimated separately for each protocol, because Embedding's small reliable gain and Pairwise judge's large erratic one have different noise and a single shape would fit neither. The random effects are written in non-centred form, effect = spread × standard normal, which changes nothing about the model and helps the sampler when a spread is near zero. And an error of exactly zero, which would occur if a forecast hit the true value, is floored at 1e-6 because a Gamma cannot produce zero; none of the current 384 forecasts hits exactly, so no row is floored.</w:t>
       </w:r>
     </w:p>
     <w:p>
@@ -277,15 +277,15 @@
         <w:spacing w:after="160"/>
       </w:pPr>
       <w:r>
-        <w:t xml:space="preserve">r_hat expresses the same thing as a number: the variance between chains relative to the variance within them, which is 1.00 when the chains are indistinguishable. The accepted limit is 1.01. Our largest values are 1.006, for the intercept and the coding domain effect. Those two are slowest to mix because they trade off against the 64 per-model, per-domain intercepts (the grand mean can rise if every one of those falls), which is typical for a random-intercept model and not a concern at this level. Parameters that are pinned to zero, such as the baseline's protocol effect, have no r_hat and are left out.</w:t>
-      </w:r>
-    </w:p>
-    <w:p>
-      <w:pPr>
-        <w:spacing w:after="160"/>
-      </w:pPr>
-      <w:r>
-        <w:t xml:space="preserve">Consecutive draws are correlated, so 8000 draws carry less information than 8000 independent samples would. The effective sample size, ESS, is the equivalent number of independent samples. It is reported separately for the bulk of the posterior, which governs the median, and for the tails, which govern the edges of the 95% interval. Below about 400 the interval edges become noticeably jittery. Our smallest are 923 for the bulk and 1524 for the tails.</w:t>
+        <w:t xml:space="preserve">r_hat expresses the same thing as a number: the variance between chains relative to the variance within them, which is 1.00 when the chains are indistinguishable. The accepted limit is 1.01. Our largest value is 1.006, for the science and coding domain effects. Those are slowest to mix because they trade off against the 64 per-model, per-domain intercepts (a domain effect can rise if every one of that domain's intercepts falls), which is typical for a random-intercept model and not a concern at this level. Parameters that are pinned to zero, such as the baseline's protocol effect, have no r_hat and are left out.</w:t>
+      </w:r>
+    </w:p>
+    <w:p>
+      <w:pPr>
+        <w:spacing w:after="160"/>
+      </w:pPr>
+      <w:r>
+        <w:t xml:space="preserve">Consecutive draws are correlated, so 8000 draws carry less information than 8000 independent samples would. The effective sample size, ESS, is the equivalent number of independent samples. It is reported separately for the bulk of the posterior, which governs the median, and for the tails, which govern the edges of the 95% interval. Below about 400 the interval edges become noticeably jittery. Our smallest are 1078 for the bulk and 2137 for the tails.</w:t>
       </w:r>
     </w:p>
     <w:p>
@@ -313,7 +313,7 @@
       <w:r>
         <w:drawing>
           <wp:inline distT="0" distB="0" distL="0" distR="0">
-            <wp:extent cx="4381500" cy="1066800"/>
+            <wp:extent cx="4381500" cy="1000125"/>
             <wp:effectExtent t="0" r="0" b="0" l="0"/>
             <wp:docPr id="1" name="" descr="" title=""/>
             <wp:cNvGraphicFramePr>
@@ -338,7 +338,7 @@
                   <pic:spPr bwMode="auto">
                     <a:xfrm>
                       <a:off x="0" y="0"/>
-                      <a:ext cx="4381500" cy="1066800"/>
+                      <a:ext cx="4381500" cy="1000125"/>
                     </a:xfrm>
                     <a:prstGeom prst="rect">
                       <a:avLst/>
@@ -436,23 +436,23 @@
         <w:spacing w:after="160"/>
       </w:pPr>
       <w:r>
-        <w:t xml:space="preserve">The observed-against-predicted plot asks the same question one observation at a time. Dots along the diagonal mean the predictions are right on average. The grey bar through each dot is the model's 95% range for that observation, and if the model's uncertainty is calibrated, about 95% of the dots should fall inside their bars. That fraction, the coverage, is between 0.94 and 0.97 for every protocol, so the intervals the model reports are neither too narrow nor too wide.</w:t>
-      </w:r>
-    </w:p>
-    <w:p>
-      <w:pPr>
-        <w:spacing w:after="160"/>
-      </w:pPr>
-      <w:r>
-        <w:t xml:space="preserve">Pairwise judge looks different from the others. Its dots form a vertical stripe: the model predicts roughly the same error for every row, while the observed errors run from near zero to large. This is a property of the protocol rather than a defect in the model. Its forecasts are excellent for most models and poor for a few, and the per-model intercepts, which are shared with the other five protocols, carry no information about which models those are. The model responds with a small Gamma shape for this protocol, hence the wide bars. It also means the protocol's pooled score of about 50 is an average of very good and occasionally bad rather than a steady 50, which is why its intervals in science and math are wide.</w:t>
-      </w:r>
-    </w:p>
-    <w:p>
-      <w:pPr>
-        <w:spacing w:after="160"/>
-      </w:pPr>
-      <w:r>
-        <w:t xml:space="preserve">The Bayesian R² on the log scale is 0.35, the share of the variance in log error that the linear predictor accounts for. It is a description rather than a test. The rest is mostly the noise a Gamma expects, and the per-model intercepts have already absorbed the largest source of variation, which is the models themselves.</w:t>
+        <w:t xml:space="preserve">The observed-against-predicted plot asks the same question one observation at a time. Dots along the diagonal mean the predictions are right on average. The grey bar through each dot is the model's 95% range for that observation, and if the model's uncertainty is calibrated, about 95% of the dots should fall inside their bars. That fraction, the coverage, is between 0.94 and 0.98 for every protocol, so the intervals the model reports are neither too narrow nor too wide.</w:t>
+      </w:r>
+    </w:p>
+    <w:p>
+      <w:pPr>
+        <w:spacing w:after="160"/>
+      </w:pPr>
+      <w:r>
+        <w:t xml:space="preserve">Pairwise judge looks different from the others. Its dots form a vertical stripe: the model predicts roughly the same error for every row, while the observed errors run from near zero to large. This is a property of the protocol rather than a defect in the model. Its forecasts are excellent for most models and poor for a few, and the per-model intercepts, which are shared with the other five protocols, carry no information about which models those are. The model responds with a small Gamma shape for this protocol, hence the wide bars. It also means the protocol's pooled score of 1.65 halvings is an average of very good and occasionally bad rather than a steady 1.65, which is why its intervals are the widest of any protocol.</w:t>
+      </w:r>
+    </w:p>
+    <w:p>
+      <w:pPr>
+        <w:spacing w:after="160"/>
+      </w:pPr>
+      <w:r>
+        <w:t xml:space="preserve">The Bayesian R² on the log scale is 0.38, the share of the variance in log error that the linear predictor accounts for. It is a description rather than a test. The rest is mostly the noise a Gamma expects, and the per-model intercepts have already absorbed the largest source of variation, which is the models themselves.</w:t>
       </w:r>
     </w:p>
     <w:p>
@@ -472,7 +472,7 @@
       <w:r>
         <w:drawing>
           <wp:inline distT="0" distB="0" distL="0" distR="0">
-            <wp:extent cx="4476750" cy="3838575"/>
+            <wp:extent cx="4476750" cy="3600450"/>
             <wp:effectExtent t="0" r="0" b="0" l="0"/>
             <wp:docPr id="1" name="" descr="" title=""/>
             <wp:cNvGraphicFramePr>
@@ -497,7 +497,7 @@
                   <pic:spPr bwMode="auto">
                     <a:xfrm>
                       <a:off x="0" y="0"/>
-                      <a:ext cx="4476750" cy="3838575"/>
+                      <a:ext cx="4476750" cy="3600450"/>
                     </a:xfrm>
                     <a:prstGeom prst="rect">
                       <a:avLst/>
@@ -528,7 +528,7 @@
         <w:spacing w:after="160"/>
       </w:pPr>
       <w:r>
-        <w:t xml:space="preserve">Taken together: the sampler converged, so the posterior intervals come from a genuine sample; the model reproduces each protocol's error distribution and its intervals are calibrated, so the protocol effects and their intervals can be read at face value; and Pairwise judge's effect should be read as a mean over erratic outcomes. The one caveat concerns the model comparison, which depends on eight influential observations that the leave-one-out approximation handles badly (next section). Nothing here needs fixing before the results are quoted. If a reviewer presses on the eight rows, the answer is to refit without the exact hits and show that the effects do not move, which has not yet been done.</w:t>
+        <w:t xml:space="preserve">Taken together: the sampler converged, so the posterior intervals come from a genuine sample; the model reproduces each protocol's error distribution and its intervals are calibrated, so the protocol effects and their intervals can be read at face value; and Pairwise judge's effect should be read as a mean over erratic outcomes. The one caveat concerns the model comparison, which depends on nine influential observations that the leave-one-out approximation handles badly (next section). Nothing here needs fixing before the results are quoted. If a reviewer presses on the nine rows, the answer is to refit without them and show that the effects do not move, which has not yet been done.</w:t>
       </w:r>
     </w:p>
     <w:p>
@@ -561,7 +561,7 @@
         <w:spacing w:after="160"/>
       </w:pPr>
       <w:r>
-        <w:t xml:space="preserve">m2 comes out 4.2 ahead of m1 with a standard error of 3.4, a little over one standard error from zero. The usual reading is that a difference under four points or under two standard errors is not decisive, so this is weak evidence that protocols behave differently across domains. On the eight 2026-I targets alone the difference is 15.4 with a standard error of 4.2, which is clear. The stacking weights, 0.87 for m2 and 0.13 for m1, say the same thing another way: they are the proportions in which you would blend the two models' predictions to predict best. p_loo, the effective number of parameters, is 72 for m2 against a nominal count of about 90, the shortfall being the shrinkage of the random effects.</w:t>
+        <w:t xml:space="preserve">m2 comes out 0.16 ahead of m1 with a standard error of 2.6, far inside one standard error of zero. The usual reading is that a difference under four points or under two standard errors is not decisive, and this one is nowhere near: fitted on both semesters, there is no evidence that protocols behave differently across domains. The stacking weights, 0.56 for m2 and 0.44 for m1, say the same thing another way: they are the proportions in which you would blend the two models' predictions to predict best. On the eight 2026-I targets alone the difference is 10.7 with a standard error of 3.5, which is clear. There Pairwise judge scores 2.5 halvings in coding and in cyber but 0.8 in science and 1.0 in maths, with intervals through zero, and Absolute scoring goes the other way (about 0.95 in science and maths, 0.1 to 0.2 in coding and cyber). So the domain dependence is a property of the 2026-I targets that the 2025-II targets do not share. p_loo, the effective number of parameters, is 71 for m2 against a nominal count of about 105, the shortfall being the shrinkage of the random effects.</w:t>
       </w:r>
     </w:p>
     <w:p>
@@ -577,7 +577,7 @@
         <w:spacing w:after="160"/>
       </w:pPr>
       <w:r>
-        <w:t xml:space="preserve">Eight of our 384 observations are above 0.7 and two of those above 1. They are the forecasts that hit the true value exactly and were floored at 1e-6, and leaving one of them out changes what the model believes about that protocol's lower tail, which is precisely the influential case. The software attaches a warning to the elpd totals because of them. The m1-versus-m2 difference is less affected than the totals, since the same eight rows are flagged under both models, but the proper check is a refit without those rows (or with a larger floor) to confirm the difference and the protocol effects are stable. That has not been done.</w:t>
+        <w:t xml:space="preserve">Nine of our 384 observations are above 0.7 and two of those above 1. They are single forecasts far from what the model expects for their row, spread over the protocols: the two above 1 are Length's forecast of gpt-oss-20b in cyber, with a squared error of 27.9, and Deterministic features' forecast of qwen3-235b in coding; the others include Pairwise judge on gpt-oss-120b in coding and cyber. Leaving one of them out changes what the model believes about that protocol's tail, which is precisely the influential case. The software attaches a warning to the elpd totals because of them. The m1-versus-m2 difference is less affected than the totals, since the five rows flagged under m1 are among m2's nine, but the proper check is a refit without those rows to confirm the difference and the protocol effects are stable. That has not been done.</w:t>
       </w:r>
     </w:p>
     <w:p>
@@ -597,7 +597,7 @@
       <w:r>
         <w:drawing>
           <wp:inline distT="0" distB="0" distL="0" distR="0">
-            <wp:extent cx="4191000" cy="3438525"/>
+            <wp:extent cx="4191000" cy="3276600"/>
             <wp:effectExtent t="0" r="0" b="0" l="0"/>
             <wp:docPr id="1" name="" descr="" title=""/>
             <wp:cNvGraphicFramePr>
@@ -622,7 +622,7 @@
                   <pic:spPr bwMode="auto">
                     <a:xfrm>
                       <a:off x="0" y="0"/>
-                      <a:ext cx="4191000" cy="3438525"/>
+                      <a:ext cx="4191000" cy="3276600"/>
                     </a:xfrm>
                     <a:prstGeom prst="rect">
                       <a:avLst/>
@@ -645,23 +645,23 @@
           <w:sz w:val="18"/>
           <w:szCs w:val="18"/>
         </w:rPr>
-        <w:t xml:space="preserve">posteriors_score.png. Posterior densities on the prediction-score scale, where values above zero beat the baseline. Bars give the median and 95% interval.</w:t>
-      </w:r>
-    </w:p>
-    <w:p>
-      <w:pPr>
-        <w:spacing w:after="160"/>
-      </w:pPr>
-      <w:r>
-        <w:t xml:space="preserve">Each curve is the histogram of the 8000 draws for one parameter, scaled so that every peak has the same height. The top-left panel shows the pooled protocol effects, the top-right the baseline's error in each domain relative to the average domain (a ratio rather than a score: science is the easiest domain to forecast and cyber the hardest), and the bottom row each protocol's effect in each domain. A protocol whose four domain curves lie on top of one another works the same everywhere, as Embedding does; one whose curves separate is domain dependent, as Pairwise judge is. The same figure on the error-ratio scale, with a log axis and the reference line at 1, is posteriors.png.</w:t>
-      </w:r>
-    </w:p>
-    <w:p>
-      <w:pPr>
-        <w:spacing w:after="160"/>
-      </w:pPr>
-      <w:r>
-        <w:t xml:space="preserve">The pooled interval is wider than the domain intervals because the pooled effect is a prediction for a domain we have not seen, and its uncertainty therefore includes how much domains differ from each other. Pairwise judge pooled is 51 with an interval from −13 to 77, while the plain average over the four domains we did fit is 42 with an interval from 2 to 63. Which of those the pooled panel should show is still to be decided; the paper text quotes per-domain numbers, which sidesteps it.</w:t>
+        <w:t xml:space="preserve">posteriors_score.png. Posterior densities on the prediction-score scale, in halvings of the baseline's error, where values above zero beat the baseline. Bars give the median and 95% interval.</w:t>
+      </w:r>
+    </w:p>
+    <w:p>
+      <w:pPr>
+        <w:spacing w:after="160"/>
+      </w:pPr>
+      <w:r>
+        <w:t xml:space="preserve">Each curve is the histogram of the 8000 draws for one parameter, scaled to unit area, so a taller, narrower curve is a more precisely estimated parameter. The top-left panel shows the pooled protocol effects, the top-right the baseline's error in each domain relative to the average domain (a ratio rather than a score: science is the easiest domain to forecast and cyber the hardest), and the bottom row each protocol's effect in each domain. A protocol whose four domain curves lie on top of one another works the same everywhere, as Embedding does. Pairwise judge's four curves are shifted, science lowest and coding highest, but they overlap heavily and all four lie above zero; the model comparison below finds no evidence that the shift is real. The same figure on the error-ratio scale, with a log axis and the reference line at 1, is posteriors.png.</w:t>
+      </w:r>
+    </w:p>
+    <w:p>
+      <w:pPr>
+        <w:spacing w:after="160"/>
+      </w:pPr>
+      <w:r>
+        <w:t xml:space="preserve">The pooled interval is wider than the domain intervals because the pooled effect is a prediction for a domain we have not seen, and its uncertainty therefore includes how much domains differ from each other. Pairwise judge pooled is 1.65 halvings with an interval from 0.63 to 2.54, while the plain average over the four domains we did fit is 1.75 with an interval from 1.08 to 2.36. Which of those the pooled panel should show is still to be decided; the paper text quotes per-domain numbers, which sidesteps it.</w:t>
       </w:r>
     </w:p>
     <w:p>
@@ -728,7 +728,7 @@
         <w:spacing w:after="160"/>
       </w:pPr>
       <w:r>
-        <w:t xml:space="preserve">The flat cross-check is the same Gamma regression fitted by classical maximum likelihood, with a fixed intercept for every model in every domain and no pooling. Its intervals are Wald intervals, the estimate plus or minus 1.96 standard errors. Where the open and filled markers agree, pooling has not changed the answer; where the open interval is wider, pooling is doing its job. They agree here.</w:t>
+        <w:t xml:space="preserve">The flat cross-check is the same Gamma regression fitted by classical maximum likelihood, with a fixed intercept for every model in every domain and no pooling. Its intervals are Wald intervals, the estimate plus or minus 1.96 standard errors. Where the open and filled markers agree, pooling has not changed the answer; where the open interval is wider, pooling is doing its job. Here they agree in direction but not everywhere in size: the flat fit gives Pairwise judge a lower error ratio, so a larger gain, in coding and cyber, and Deterministic features below 1 in coding where the hierarchical fit has it at 1. The flat fit has no pooling across domains and one noise level shared by every protocol; the hierarchical fit, with a noise level per protocol, is the one reported. The intervals overlap in every panel.</w:t>
       </w:r>
     </w:p>
     <w:p>
@@ -739,7 +739,7 @@
       <w:r>
         <w:drawing>
           <wp:inline distT="0" distB="0" distL="0" distR="0">
-            <wp:extent cx="3810000" cy="3190875"/>
+            <wp:extent cx="3810000" cy="2724150"/>
             <wp:effectExtent t="0" r="0" b="0" l="0"/>
             <wp:docPr id="1" name="" descr="" title=""/>
             <wp:cNvGraphicFramePr>
@@ -764,7 +764,7 @@
                   <pic:spPr bwMode="auto">
                     <a:xfrm>
                       <a:off x="0" y="0"/>
-                      <a:ext cx="3810000" cy="3190875"/>
+                      <a:ext cx="3810000" cy="2724150"/>
                     </a:xfrm>
                     <a:prstGeom prst="rect">
                       <a:avLst/>
@@ -795,15 +795,15 @@
         <w:spacing w:after="160"/>
       </w:pPr>
       <w:r>
-        <w:t xml:space="preserve">To ask whether Pairwise judge is better than Embedding, the right quantity is the difference between their two effects computed draw by draw, called a contrast. Checking whether the two marginal intervals overlap is not a substitute, because the effects are correlated through the shared per-model intercepts and overlapping intervals can hide a clear difference. The fraction of draws in which the ratio is below 1 is directly the posterior probability that Pairwise judge is the better protocol: 0.99 in coding and cyber, about 0.5 in science and math.</w:t>
-      </w:r>
-    </w:p>
-    <w:p>
-      <w:pPr>
-        <w:spacing w:after="160"/>
-      </w:pPr>
-      <w:r>
-        <w:t xml:space="preserve">One more point about what the model estimates. A Gamma regression with a log link estimates the arithmetic mean of the error in each group, and so does the prediction score in figure one. A mean is dominated by a few large values, and Deterministic features is a protocol that usually does a little better than the baseline and occasionally blows up. The blow-ups win the mean, and it scores 2 in the GLM, while a test on medians, which the blow-ups cannot dominate, would give it 26. Neither number is wrong; they answer different questions. For this protocol and for Length the paper should say there is no consistent gain and leave it at that.</w:t>
+        <w:t xml:space="preserve">To ask whether Pairwise judge is better than Embedding, the right quantity is the difference between their two effects computed draw by draw, called a contrast. Checking whether the two marginal intervals overlap is not a substitute, because the effects are correlated through the shared per-model intercepts and overlapping intervals can hide a clear difference. The fraction of draws in which the ratio is below 1 is directly the posterior probability that Pairwise judge is the better protocol: above 0.99 against every other protocol in coding and cyber, 0.97 to 0.99 in maths, 0.85 to 0.98 in science, and 0.98 to 1.00 pooled.</w:t>
+      </w:r>
+    </w:p>
+    <w:p>
+      <w:pPr>
+        <w:spacing w:after="160"/>
+      </w:pPr>
+      <w:r>
+        <w:t xml:space="preserve">One more point about what the model estimates. A Gamma regression with a log link estimates the arithmetic mean of the error in each group. A mean is dominated by a few large values, and Deterministic features is a protocol that usually does a little better than the baseline and occasionally blows up. The blow-ups win the mean, and it scores 0.03 halvings in the GLM. Figure one instead averages the per-model scores, which are logs of ratios, so a blow-up counts only by how many doublings it is: there Deterministic features has a mean of 0.78 and a median of 0.43. Pairwise judge shows the same gap in the other direction, 1.65 pooled in the GLM against a mean of 2.75 in figure one. Neither number is wrong; they answer different questions. For this protocol and for Length the paper should say there is no consistent gain and leave it at that.</w:t>
       </w:r>
     </w:p>
     <w:p>
@@ -820,7 +820,7 @@
         <w:spacing w:after="160"/>
       </w:pPr>
       <w:r>
-        <w:t xml:space="preserve">Figure one uses a one-sample t-test on the sixteen per-model prediction scores, asking whether their mean differs from zero. The 95% t-interval drawn in the box figure is the same test in interval form. The scores have no lower bound, which strains the test's normality assumption; Length has a mean score of −228. Until 17 September the test was Wilcoxon's signed-rank test, which uses only the signs and ranks of the differences and so cannot be dominated by a single blow-up. Under Wilcoxon, Absolute scoring had p = 0.044; under the t-test it has 0.12. Testing four protocols gives four chances of a false positive, and the Holm correction adjusts the thresholds so that the overall chance stays at 5%; Embedding and Pairwise judge survive it, Absolute scoring and Deterministic features do not. The Bayesian fit has no p-values. Its intervals, and the contrast probabilities, are what to report.</w:t>
+        <w:t xml:space="preserve">Figure one uses a one-sample t-test on the sixteen per-model prediction scores, asking whether their mean differs from zero. The 95% t-interval drawn in the box figure is the same test in interval form. Because the score counts halvings, a model with half the baseline's error scores 1 and one with twice it scores −1, so no single bad forecast dominates the mean; the lowest score of any model on any protocol is −5.2, Length on gpt-oss-20b. Pairwise judge has a mean of 2.75 (p = 0.0001), Embedding 0.40 (p &lt; 0.001), Absolute scoring 0.19 (p = 0.042) and Deterministic features 0.78 (p = 0.068). Testing four protocols gives four chances of a false positive, and the Holm correction adjusts the thresholds so that the overall chance stays at 5%; Embedding and Pairwise judge survive it, Absolute scoring (adjusted p = 0.084) and Deterministic features (0.068) do not. The Bayesian fit has no p-values. Its intervals, and the contrast probabilities, are what to report.</w:t>
       </w:r>
     </w:p>
     <w:p>
@@ -901,6 +901,58 @@
                 <w:szCs w:val="18"/>
               </w:rPr>
               <w:t xml:space="preserve">Meaning</w:t>
+            </w:r>
+          </w:p>
+        </w:tc>
+      </w:tr>
+      <w:tr>
+        <w:tc>
+          <w:tcPr>
+            <w:tcW w:type="dxa" w:w="2600"/>
+            <w:tcMar>
+              <w:top w:type="dxa" w:w="40"/>
+              <w:left w:type="dxa" w:w="80"/>
+              <w:bottom w:type="dxa" w:w="40"/>
+              <w:right w:type="dxa" w:w="80"/>
+            </w:tcMar>
+          </w:tcPr>
+          <w:p>
+            <w:pPr>
+              <w:spacing w:after="0"/>
+            </w:pPr>
+            <w:r>
+              <w:rPr>
+                <w:b w:val="false"/>
+                <w:bCs w:val="false"/>
+                <w:sz w:val="18"/>
+                <w:szCs w:val="18"/>
+              </w:rPr>
+              <w:t xml:space="preserve">Prediction score</w:t>
+            </w:r>
+          </w:p>
+        </w:tc>
+        <w:tc>
+          <w:tcPr>
+            <w:tcW w:type="dxa" w:w="6760"/>
+            <w:tcMar>
+              <w:top w:type="dxa" w:w="40"/>
+              <w:left w:type="dxa" w:w="80"/>
+              <w:bottom w:type="dxa" w:w="40"/>
+              <w:right w:type="dxa" w:w="80"/>
+            </w:tcMar>
+          </w:tcPr>
+          <w:p>
+            <w:pPr>
+              <w:spacing w:after="0"/>
+            </w:pPr>
+            <w:r>
+              <w:rPr>
+                <w:b w:val="false"/>
+                <w:bCs w:val="false"/>
+                <w:sz w:val="18"/>
+                <w:szCs w:val="18"/>
+              </w:rPr>
+              <w:t xml:space="preserve">−log2(error / baseline error), the number of halvings of the baseline's error. 0 is the baseline, 1 half its error, −1 twice it.</w:t>
             </w:r>
           </w:p>
         </w:tc>
